--- a/livrables/lecons/enneagramme/2026-07-08_lecon-enneagramme_06_type-4-individualiste-romantique.docx
+++ b/livrables/lecons/enneagramme/2026-07-08_lecon-enneagramme_06_type-4-individualiste-romantique.docx
@@ -702,7 +702,18 @@
           <w:sz w:val="22"/>
           <w:szCs w:val="22"/>
         </w:rPr>
-        <w:t xml:space="preserve">La dynamique centrale du 4 est ce que Riso &amp; Hudson appellent le « problème de l'identité » : le 4 a l'impression que quelque chose d'essentiel lui manque — quelque chose que les autres semblent posséder naturellement. D'où la passion de l'envie, non au sens vulgaire de la jalousie matérielle, mais comme un sentiment viscéral de manque ontologique.</w:t>
+        <w:t xml:space="preserve">La dynamique centrale du 4 est un problème d'identité — la page de l'Enneagram Institute listée ci-dessous donne pour peur fondamentale « That they have no identity or personal significance » et pour désir fondamental « To find themselves and their significance (to create an identity) » : le 4 a l'impression que quelque chose d'essentiel lui manque — quelque chose que les autres semblent posséder naturellement. D'où la passion de l'envie, que le tableau des neuf types de Wikipedia nomme « Envy », non au sens vulgaire de la jalousie matérielle, mais comme un sentiment viscéral de manque ontologique.</w:t>
+      </w:r>
+      <w:r>
+        <w:rPr>
+          <w:rFonts w:ascii="Times New Roman" w:cs="Times New Roman" w:eastAsia="Times New Roman" w:hAnsi="Times New Roman"/>
+          <w:i/>
+          <w:iCs/>
+          <w:color w:val="6B7280"/>
+          <w:sz w:val="18"/>
+          <w:szCs w:val="18"/>
+        </w:rPr>
+        <w:t xml:space="preserve"> [Corrigé le 09/10/2026 : « problème de l'identité » était donné comme une expression de Riso &amp; Hudson : elle ne figure sur aucune des six pages, sous aucune forme. Remplacée par ce que la page de l'Enneagram Institute écrit réellement, peur et désir fondamentaux cités mot pour mot]</w:t>
       </w:r>
     </w:p>
     <w:p>
@@ -718,7 +729,7 @@
           <w:sz w:val="22"/>
           <w:szCs w:val="22"/>
         </w:rPr>
-        <w:t xml:space="preserve">« L'envie du 4 n'est pas d'avoir ce que l'autre a, mais d'être ce que l'autre semble être : complet, suffisant, aimé sans condition. »</w:t>
+        <w:t xml:space="preserve">Lecture de la leçon, NON citée : l'envie du 4 ne porte pas sur ce que l'autre a, mais sur ce que l'autre semble être — complet, suffisant, aimé sans condition.</w:t>
       </w:r>
       <w:r>
         <w:rPr>
@@ -727,7 +738,18 @@
           <w:sz w:val="20"/>
           <w:szCs w:val="20"/>
         </w:rPr>
-        <w:t xml:space="preserve">  — Don Richard Riso &amp; Russ Hudson, The Wisdom of the Enneagram</w:t>
+        <w:t xml:space="preserve">  — reformulation d'après Don Richard Riso &amp; Russ Hudson, The Wisdom of the Enneagram, ouvrage listé en lectures de référence et cité par deux pages listées, non consulté pendant la rédaction</w:t>
+      </w:r>
+      <w:r>
+        <w:rPr>
+          <w:rFonts w:ascii="Times New Roman" w:cs="Times New Roman" w:eastAsia="Times New Roman" w:hAnsi="Times New Roman"/>
+          <w:i/>
+          <w:iCs/>
+          <w:color w:val="6B7280"/>
+          <w:sz w:val="18"/>
+          <w:szCs w:val="18"/>
+        </w:rPr>
+        <w:t xml:space="preserve"> [Corrigé le 09/10/2026 : phrase française entre guillemets prêtée à un ouvrage anglais dont le texte n'a pas été ouvert, et absente des six pages. Guillemets retirés, lecture assumée par la leçon, ouvrage toujours référencé. ⚠️ À noter : la page d'Ennéagramme Pratique, listée, met l'accent à l'inverse — elle parle de « l'envie de ce qu'ont les autres »]</w:t>
       </w:r>
     </w:p>
     <w:p>
@@ -788,7 +810,7 @@
           <w:sz w:val="22"/>
           <w:szCs w:val="22"/>
         </w:rPr>
-        <w:t xml:space="preserve">« Le 4 est souvent en deuil de quelque chose qu'il n'a jamais eu. »</w:t>
+        <w:t xml:space="preserve">Lecture de la leçon, NON citée : le 4 est souvent en deuil de quelque chose qu'il n'a jamais eu.</w:t>
       </w:r>
       <w:r>
         <w:rPr>
@@ -797,7 +819,18 @@
           <w:sz w:val="20"/>
           <w:szCs w:val="20"/>
         </w:rPr>
-        <w:t xml:space="preserve">  — Claudio Naranjo, Character and Neurosis</w:t>
+        <w:t xml:space="preserve">  — reformulation d'après Claudio Naranjo, Character and Neurosis, ouvrage listé en lectures de référence et cité par la page Wikipedia, non consulté pendant la rédaction ; aucune des six pages ne parle de deuil</w:t>
+      </w:r>
+      <w:r>
+        <w:rPr>
+          <w:rFonts w:ascii="Times New Roman" w:cs="Times New Roman" w:eastAsia="Times New Roman" w:hAnsi="Times New Roman"/>
+          <w:i/>
+          <w:iCs/>
+          <w:color w:val="6B7280"/>
+          <w:sz w:val="18"/>
+          <w:szCs w:val="18"/>
+        </w:rPr>
+        <w:t xml:space="preserve"> [Corrigé le 09/10/2026 : même défaut : phrase française entre guillemets prêtée à un ouvrage anglais non ouvert, absente des six pages, dont aucune n'emploie le registre du deuil]</w:t>
       </w:r>
     </w:p>
     <w:p>
@@ -1103,7 +1136,7 @@
           <w:sz w:val="22"/>
           <w:szCs w:val="22"/>
         </w:rPr>
-        <w:t xml:space="preserve">« L'envie est un révélateur : elle pointe toujours vers quelque chose en nous qui attend d'être reconnu. »</w:t>
+        <w:t xml:space="preserve">Lecture de la leçon, NON citée : l'envie est un révélateur — elle pointe vers quelque chose en nous qui attend d'être reconnu.</w:t>
       </w:r>
       <w:r>
         <w:rPr>
@@ -1112,7 +1145,18 @@
           <w:sz w:val="20"/>
           <w:szCs w:val="20"/>
         </w:rPr>
-        <w:t xml:space="preserve">  — Helen Palmer, The Enneagram — Understanding Yourself and the Others in Your Life</w:t>
+        <w:t xml:space="preserve">  — reformulation d'après Helen Palmer, The Enneagram (Harper &amp; Row, 1988), ouvrage listé en lectures de référence et dont la page Wikipedia atteste la parution, non consulté pendant la rédaction</w:t>
+      </w:r>
+      <w:r>
+        <w:rPr>
+          <w:rFonts w:ascii="Times New Roman" w:cs="Times New Roman" w:eastAsia="Times New Roman" w:hAnsi="Times New Roman"/>
+          <w:i/>
+          <w:iCs/>
+          <w:color w:val="6B7280"/>
+          <w:sz w:val="18"/>
+          <w:szCs w:val="18"/>
+        </w:rPr>
+        <w:t xml:space="preserve"> [Corrigé le 09/10/2026 : c'est le seul des quatre que `controle_attributions` déclarait BLOQUANT, parce que deux domaines étaient nommés à côté : « prêtée à enneagraminstitute.com / enneagrammepratique.fr — 2 pages françaises lues, aucune ne la porte ». Troisième phrase française prêtée à Helen Palmer dans ce parcours, après les leçons n°05 et n°09 corrigées le même jour. Guillemets retirés, lecture assumée par la leçon]</w:t>
       </w:r>
     </w:p>
     <w:p>
@@ -1364,7 +1408,18 @@
           <w:sz w:val="22"/>
           <w:szCs w:val="22"/>
         </w:rPr>
-        <w:t xml:space="preserve">Lecture recommandée pour approfondir : Riso &amp; Hudson préconisent spécifiquement au Type 4 de « s'engager dans un travail productif et significatif, quel que soit l'état émotionnel du moment ». Cet exercice entraîne exactement cette capacité.</w:t>
+        <w:t xml:space="preserve">Lecture recommandée pour approfondir : la page de l'Enneagram Institute listée ci-dessous recommande au Type 4 « Commit yourself to productive, meaningful work » et d'éviter de remettre les choses à plus tard en attendant d'être « in the right mood » — s'engager dans un travail productif et significatif sans attendre la bonne disposition émotionnelle. Cet exercice entraîne exactement cette capacité.</w:t>
+      </w:r>
+      <w:r>
+        <w:rPr>
+          <w:rFonts w:ascii="Times New Roman" w:cs="Times New Roman" w:eastAsia="Times New Roman" w:hAnsi="Times New Roman"/>
+          <w:i/>
+          <w:iCs/>
+          <w:color w:val="6B7280"/>
+          <w:sz w:val="18"/>
+          <w:szCs w:val="18"/>
+        </w:rPr>
+        <w:t xml:space="preserve"> [Corrigé le 09/10/2026 : la consigne était donnée entre guillemets en français et prêtée à Riso &amp; Hudson : elle n'est sur aucune page sous cette forme. Elle l'est en anglais, et sur une page LISTÉE — celle de l'Enneagram Institute. Les deux formules sont désormais citées dans leur langue, et la traduction donnée sans guillemets. Ce point passe donc de non sourcé à mieux sourcé qu'avant]</w:t>
       </w:r>
     </w:p>
     <w:p>
@@ -1764,7 +1819,7 @@
           <w:sz w:val="22"/>
           <w:szCs w:val="22"/>
         </w:rPr>
-        <w:t xml:space="preserve">« La vertu du 4 — l'équanimité — n'est pas l'absence d'émotion mais la capacité à tenir toutes les émotions sans s'y noyer ni les fuir. »</w:t>
+        <w:t xml:space="preserve">Lecture de la leçon, NON citée : la vertu du 4 n'est pas l'absence d'émotion mais la capacité à tenir toutes les émotions sans s'y noyer ni les fuir.</w:t>
       </w:r>
       <w:r>
         <w:rPr>
@@ -1773,7 +1828,18 @@
           <w:sz w:val="20"/>
           <w:szCs w:val="20"/>
         </w:rPr>
-        <w:t xml:space="preserve">  — Sandra Maitri, The Spiritual Dimension of the Enneagram</w:t>
+        <w:t xml:space="preserve">  — reformulation d'après Sandra Maitri, The Spiritual Dimension of the Enneagram, ouvrage listé en lectures de référence et cité par la page Wikipedia, non consulté. La vertu elle-même est nommée sur deux pages listées : « Equanimity (Emotional Balance) » chez Wikipedia, et « équilibre émotionnel » chez Ennéagramme Pratique, qui la définit par « Voir à la fois le positif et le négatif »</w:t>
+      </w:r>
+      <w:r>
+        <w:rPr>
+          <w:rFonts w:ascii="Times New Roman" w:cs="Times New Roman" w:eastAsia="Times New Roman" w:hAnsi="Times New Roman"/>
+          <w:i/>
+          <w:iCs/>
+          <w:color w:val="6B7280"/>
+          <w:sz w:val="18"/>
+          <w:szCs w:val="18"/>
+        </w:rPr>
+        <w:t xml:space="preserve"> [Corrigé le 09/10/2026 : quatrième phrase française entre guillemets prêtée à un ouvrage anglais non ouvert. Guillemets retirés — et la vertu, elle, est rendue aux deux pages listées qui la nomment]</w:t>
       </w:r>
     </w:p>
     <w:p>
@@ -2277,6 +2343,236 @@
           <w:szCs w:val="18"/>
         </w:rPr>
         <w:t xml:space="preserve">Leçon générée le 8 juillet 2026 — Parcours Ennéagramme, Module Fondamental</w:t>
+      </w:r>
+    </w:p>
+    <w:p>
+      <w:pPr>
+        <w:spacing w:after="100" w:before="100"/>
+      </w:pPr>
+      <w:r>
+        <w:rPr>
+          <w:rFonts w:ascii="Times New Roman" w:cs="Times New Roman" w:eastAsia="Times New Roman" w:hAnsi="Times New Roman"/>
+          <w:b/>
+          <w:bCs/>
+          <w:color w:val="1F2937"/>
+          <w:sz w:val="26"/>
+          <w:szCs w:val="26"/>
+        </w:rPr>
+        <w:t xml:space="preserve">📝 Journal des corrections</w:t>
+      </w:r>
+    </w:p>
+    <w:p>
+      <w:pPr>
+        <w:spacing w:after="100" w:before="100"/>
+      </w:pPr>
+      <w:r>
+        <w:rPr>
+          <w:rFonts w:ascii="Times New Roman" w:cs="Times New Roman" w:eastAsia="Times New Roman" w:hAnsi="Times New Roman"/>
+          <w:color w:val="6B7280"/>
+          <w:sz w:val="18"/>
+          <w:szCs w:val="18"/>
+        </w:rPr>
+        <w:t xml:space="preserve">Corrections du 09/10/2026, après relecture de la leçon et réouverture de ses six pages. Le texte d'origine est conservé ici ; les corrections sont signalées dans le corps par un marqueur gris daté. Six corrections, et deux points vérifiés qui n'en demandaient pas. La leçon a été produite le 08/07/2026 ; le contrôle commun ne signalait qu'UN de ses quatre citations fabriquées comme bloquant, parce que c'est la seule à côté de laquelle un domaine était nommé.</w:t>
+      </w:r>
+    </w:p>
+    <w:p>
+      <w:pPr>
+        <w:spacing w:after="100" w:before="100"/>
+      </w:pPr>
+      <w:r>
+        <w:rPr>
+          <w:rFonts w:ascii="Times New Roman" w:cs="Times New Roman" w:eastAsia="Times New Roman" w:hAnsi="Times New Roman"/>
+          <w:b/>
+          <w:bCs/>
+          <w:color w:val="1F2937"/>
+          <w:sz w:val="18"/>
+          <w:szCs w:val="18"/>
+        </w:rPr>
+        <w:t xml:space="preserve">Problème de l'identité — </w:t>
+      </w:r>
+      <w:r>
+        <w:rPr>
+          <w:rFonts w:ascii="Times New Roman" w:cs="Times New Roman" w:eastAsia="Times New Roman" w:hAnsi="Times New Roman"/>
+          <w:color w:val="1F2937"/>
+          <w:sz w:val="18"/>
+          <w:szCs w:val="18"/>
+        </w:rPr>
+        <w:t xml:space="preserve">« ce que Riso &amp; Hudson appellent le « problème de l'identité » » → l'expression ne figure sur aucune des six pages ; remplacée par la peur et le désir fondamentaux que la page de l'Enneagram Institute écrit mot pour mot, et la passion par le « Envy » du tableau de Wikipedia.</w:t>
+      </w:r>
+    </w:p>
+    <w:p>
+      <w:pPr>
+        <w:spacing w:after="100" w:before="100"/>
+      </w:pPr>
+      <w:r>
+        <w:rPr>
+          <w:rFonts w:ascii="Times New Roman" w:cs="Times New Roman" w:eastAsia="Times New Roman" w:hAnsi="Times New Roman"/>
+          <w:b/>
+          <w:bCs/>
+          <w:color w:val="1F2937"/>
+          <w:sz w:val="18"/>
+          <w:szCs w:val="18"/>
+        </w:rPr>
+        <w:t xml:space="preserve">Citation prêtée à Riso &amp; Hudson — </w:t>
+      </w:r>
+      <w:r>
+        <w:rPr>
+          <w:rFonts w:ascii="Times New Roman" w:cs="Times New Roman" w:eastAsia="Times New Roman" w:hAnsi="Times New Roman"/>
+          <w:color w:val="1F2937"/>
+          <w:sz w:val="18"/>
+          <w:szCs w:val="18"/>
+        </w:rPr>
+        <w:t xml:space="preserve">« L'envie du 4 n'est pas d'avoir ce que l'autre a, mais d'être ce que l'autre semble être : complet, suffisant, aimé sans condition. » → lecture assumée par la leçon, sans guillemets ; l'ouvrage reste référencé. La page d'Ennéagramme Pratique met l'accent à l'inverse.</w:t>
+      </w:r>
+    </w:p>
+    <w:p>
+      <w:pPr>
+        <w:spacing w:after="100" w:before="100"/>
+      </w:pPr>
+      <w:r>
+        <w:rPr>
+          <w:rFonts w:ascii="Times New Roman" w:cs="Times New Roman" w:eastAsia="Times New Roman" w:hAnsi="Times New Roman"/>
+          <w:b/>
+          <w:bCs/>
+          <w:color w:val="1F2937"/>
+          <w:sz w:val="18"/>
+          <w:szCs w:val="18"/>
+        </w:rPr>
+        <w:t xml:space="preserve">Citation prêtée à Claudio Naranjo — </w:t>
+      </w:r>
+      <w:r>
+        <w:rPr>
+          <w:rFonts w:ascii="Times New Roman" w:cs="Times New Roman" w:eastAsia="Times New Roman" w:hAnsi="Times New Roman"/>
+          <w:color w:val="1F2937"/>
+          <w:sz w:val="18"/>
+          <w:szCs w:val="18"/>
+        </w:rPr>
+        <w:t xml:space="preserve">« Le 4 est souvent en deuil de quelque chose qu'il n'a jamais eu. » → lecture assumée par la leçon, sans guillemets ; aucune des six pages n'emploie le registre du deuil.</w:t>
+      </w:r>
+    </w:p>
+    <w:p>
+      <w:pPr>
+        <w:spacing w:after="100" w:before="100"/>
+      </w:pPr>
+      <w:r>
+        <w:rPr>
+          <w:rFonts w:ascii="Times New Roman" w:cs="Times New Roman" w:eastAsia="Times New Roman" w:hAnsi="Times New Roman"/>
+          <w:b/>
+          <w:bCs/>
+          <w:color w:val="1F2937"/>
+          <w:sz w:val="18"/>
+          <w:szCs w:val="18"/>
+        </w:rPr>
+        <w:t xml:space="preserve">Citation prêtée à Helen Palmer — </w:t>
+      </w:r>
+      <w:r>
+        <w:rPr>
+          <w:rFonts w:ascii="Times New Roman" w:cs="Times New Roman" w:eastAsia="Times New Roman" w:hAnsi="Times New Roman"/>
+          <w:color w:val="1F2937"/>
+          <w:sz w:val="18"/>
+          <w:szCs w:val="18"/>
+        </w:rPr>
+        <w:t xml:space="preserve">« L'envie est un révélateur : elle pointe toujours vers quelque chose en nous qui attend d'être reconnu. » → lecture assumée par la leçon, sans guillemets. C'était le SEUL défaut bloquant du document : deux domaines étaient nommés à côté, et aucune de leurs pages ne porte la phrase.</w:t>
+      </w:r>
+    </w:p>
+    <w:p>
+      <w:pPr>
+        <w:spacing w:after="100" w:before="100"/>
+      </w:pPr>
+      <w:r>
+        <w:rPr>
+          <w:rFonts w:ascii="Times New Roman" w:cs="Times New Roman" w:eastAsia="Times New Roman" w:hAnsi="Times New Roman"/>
+          <w:b/>
+          <w:bCs/>
+          <w:color w:val="1F2937"/>
+          <w:sz w:val="18"/>
+          <w:szCs w:val="18"/>
+        </w:rPr>
+        <w:t xml:space="preserve">Consigne de l'exercice — </w:t>
+      </w:r>
+      <w:r>
+        <w:rPr>
+          <w:rFonts w:ascii="Times New Roman" w:cs="Times New Roman" w:eastAsia="Times New Roman" w:hAnsi="Times New Roman"/>
+          <w:color w:val="1F2937"/>
+          <w:sz w:val="18"/>
+          <w:szCs w:val="18"/>
+        </w:rPr>
+        <w:t xml:space="preserve">« s'engager dans un travail productif et significatif, quel que soit l'état émotionnel du moment », prêtée à Riso &amp; Hudson → la page de l'Enneagram Institute, listée, porte « Commit yourself to productive, meaningful work » et « in the right mood » : les deux formules sont citées dans leur langue, la traduction donnée sans guillemets. Ce point est désormais MIEUX sourcé qu'avant.</w:t>
+      </w:r>
+    </w:p>
+    <w:p>
+      <w:pPr>
+        <w:spacing w:after="100" w:before="100"/>
+      </w:pPr>
+      <w:r>
+        <w:rPr>
+          <w:rFonts w:ascii="Times New Roman" w:cs="Times New Roman" w:eastAsia="Times New Roman" w:hAnsi="Times New Roman"/>
+          <w:b/>
+          <w:bCs/>
+          <w:color w:val="1F2937"/>
+          <w:sz w:val="18"/>
+          <w:szCs w:val="18"/>
+        </w:rPr>
+        <w:t xml:space="preserve">Citation prêtée à Sandra Maitri — </w:t>
+      </w:r>
+      <w:r>
+        <w:rPr>
+          <w:rFonts w:ascii="Times New Roman" w:cs="Times New Roman" w:eastAsia="Times New Roman" w:hAnsi="Times New Roman"/>
+          <w:color w:val="1F2937"/>
+          <w:sz w:val="18"/>
+          <w:szCs w:val="18"/>
+        </w:rPr>
+        <w:t xml:space="preserve">« La vertu du 4 — l'équanimité — n'est pas l'absence d'émotion mais la capacité à tenir toutes les émotions sans s'y noyer ni les fuir. » → lecture assumée par la leçon ; la vertu est rendue aux deux pages qui la nomment, « Equanimity (Emotional Balance) » et « équilibre émotionnel ».</w:t>
+      </w:r>
+    </w:p>
+    <w:p>
+      <w:pPr>
+        <w:spacing w:after="100" w:before="100"/>
+      </w:pPr>
+      <w:r>
+        <w:rPr>
+          <w:rFonts w:ascii="Times New Roman" w:cs="Times New Roman" w:eastAsia="Times New Roman" w:hAnsi="Times New Roman"/>
+          <w:b/>
+          <w:bCs/>
+          <w:color w:val="1F2937"/>
+          <w:sz w:val="18"/>
+          <w:szCs w:val="18"/>
+        </w:rPr>
+        <w:t xml:space="preserve">Vérifié et NON corrigé — </w:t>
+      </w:r>
+      <w:r>
+        <w:rPr>
+          <w:rFonts w:ascii="Times New Roman" w:cs="Times New Roman" w:eastAsia="Times New Roman" w:hAnsi="Times New Roman"/>
+          <w:color w:val="1F2937"/>
+          <w:sz w:val="18"/>
+          <w:szCs w:val="18"/>
+        </w:rPr>
+        <w:t xml:space="preserve">les quatre ouvrages des « Lectures de référence » sont réels et correctement référencés : la page Wikipedia listée cite nommément Naranjo (Character and Neurosis, 1994), Maitri (The Spiritual Dimension of the Enneagram) et Riso (The Wisdom of the Enneagram), et atteste la parution de Palmer en 1988. La bibliographie était saine ; c'est d'en CITER qui ne l'était pas.</w:t>
+      </w:r>
+    </w:p>
+    <w:p>
+      <w:pPr>
+        <w:spacing w:after="100" w:before="100"/>
+      </w:pPr>
+      <w:r>
+        <w:rPr>
+          <w:rFonts w:ascii="Times New Roman" w:cs="Times New Roman" w:eastAsia="Times New Roman" w:hAnsi="Times New Roman"/>
+          <w:b/>
+          <w:bCs/>
+          <w:color w:val="1F2937"/>
+          <w:sz w:val="18"/>
+          <w:szCs w:val="18"/>
+        </w:rPr>
+        <w:t xml:space="preserve">Vérifié et NON corrigé — </w:t>
+      </w:r>
+      <w:r>
+        <w:rPr>
+          <w:rFonts w:ascii="Times New Roman" w:cs="Times New Roman" w:eastAsia="Times New Roman" w:hAnsi="Times New Roman"/>
+          <w:color w:val="1F2937"/>
+          <w:sz w:val="18"/>
+          <w:szCs w:val="18"/>
+        </w:rPr>
+        <w:t xml:space="preserve">« vu dans sa singularité » (pont pro) : « singularité » figure sur deux pages françaises listées, Ennéagramme Pratique et Laurejeannin — la formule n'est pas une attribution et reste telle quelle.</w:t>
       </w:r>
     </w:p>
     <w:sectPr>
